--- a/downloads/teacher/04 Units/Unit 03 - Human Development and Relationships - Growing Up, Getting Along/Lesson 03.04 - Heredity Environment and Who I Am Becoming and Lifespan Quiz.docx
+++ b/downloads/teacher/04 Units/Unit 03 - Human Development and Relationships - Growing Up, Getting Along/Lesson 03.04 - Heredity Environment and Who I Am Becoming and Lifespan Quiz.docx
@@ -298,23 +298,41 @@
       <w:r>
         <w:t xml:space="preserve">By the end of this lesson, students will be able to:</w:t>
       </w:r>
-      <w:r>
-        <w:t xml:space="preserve"> </w:t>
-      </w:r>
-      <w:r>
-        <w:t xml:space="preserve">1. (Low) Given ten everyday traits or habits, classify each as mostly heredity, mostly environment, or both, and define both terms.</w:t>
-      </w:r>
-      <w:r>
-        <w:t xml:space="preserve"> </w:t>
-      </w:r>
-      <w:r>
-        <w:t xml:space="preserve">2. (Mid) On a private influences map, identify at least eight people, places, and things that have shaped them and label each with the aspect it shaped most (physical, emotional, social, intellectual).</w:t>
-      </w:r>
-      <w:r>
-        <w:t xml:space="preserve"> </w:t>
-      </w:r>
-      <w:r>
-        <w:t xml:space="preserve">3. (High) Judge which single influence on the map has had the largest effect and defend the choice in three sentences; on Day 2, demonstrate mastery of Topic 3.1 on the Lifespan Stages Quiz at 70 percent or better.</w:t>
+    </w:p>
+    <w:p>
+      <w:pPr>
+        <w:numPr>
+          <w:ilvl w:val="0"/>
+          <w:numId w:val="1002"/>
+        </w:numPr>
+        <w:pStyle w:val="Compact"/>
+      </w:pPr>
+      <w:r>
+        <w:t xml:space="preserve">(Low) Given ten everyday traits or habits, classify each as mostly heredity, mostly environment, or both, and define both terms.</w:t>
+      </w:r>
+    </w:p>
+    <w:p>
+      <w:pPr>
+        <w:numPr>
+          <w:ilvl w:val="0"/>
+          <w:numId w:val="1002"/>
+        </w:numPr>
+        <w:pStyle w:val="Compact"/>
+      </w:pPr>
+      <w:r>
+        <w:t xml:space="preserve">(Mid) On a private influences map, identify at least eight people, places, and things that have shaped them and label each with the aspect it shaped most (physical, emotional, social, intellectual).</w:t>
+      </w:r>
+    </w:p>
+    <w:p>
+      <w:pPr>
+        <w:numPr>
+          <w:ilvl w:val="0"/>
+          <w:numId w:val="1002"/>
+        </w:numPr>
+        <w:pStyle w:val="Compact"/>
+      </w:pPr>
+      <w:r>
+        <w:t xml:space="preserve">(High) Judge which single influence on the map has had the largest effect and defend the choice in three sentences; on Day 2, demonstrate mastery of Topic 3.1 on the Lifespan Stages Quiz at 70 percent or better.</w:t>
       </w:r>
     </w:p>
     <w:p>
@@ -364,7 +382,7 @@
       <w:pPr>
         <w:numPr>
           <w:ilvl w:val="0"/>
-          <w:numId w:val="1002"/>
+          <w:numId w:val="1003"/>
         </w:numPr>
         <w:pStyle w:val="Compact"/>
       </w:pPr>
@@ -382,7 +400,7 @@
       <w:pPr>
         <w:numPr>
           <w:ilvl w:val="0"/>
-          <w:numId w:val="1002"/>
+          <w:numId w:val="1003"/>
         </w:numPr>
         <w:pStyle w:val="Compact"/>
       </w:pPr>
@@ -400,7 +418,7 @@
       <w:pPr>
         <w:numPr>
           <w:ilvl w:val="0"/>
-          <w:numId w:val="1002"/>
+          <w:numId w:val="1003"/>
         </w:numPr>
         <w:pStyle w:val="Compact"/>
       </w:pPr>
@@ -412,7 +430,7 @@
       <w:pPr>
         <w:numPr>
           <w:ilvl w:val="0"/>
-          <w:numId w:val="1002"/>
+          <w:numId w:val="1003"/>
         </w:numPr>
         <w:pStyle w:val="Compact"/>
       </w:pPr>
@@ -439,7 +457,7 @@
       <w:pPr>
         <w:numPr>
           <w:ilvl w:val="0"/>
-          <w:numId w:val="1002"/>
+          <w:numId w:val="1003"/>
         </w:numPr>
         <w:pStyle w:val="Compact"/>
       </w:pPr>
@@ -451,7 +469,7 @@
       <w:pPr>
         <w:numPr>
           <w:ilvl w:val="0"/>
-          <w:numId w:val="1002"/>
+          <w:numId w:val="1003"/>
         </w:numPr>
         <w:pStyle w:val="Compact"/>
       </w:pPr>
@@ -463,7 +481,7 @@
       <w:pPr>
         <w:numPr>
           <w:ilvl w:val="0"/>
-          <w:numId w:val="1002"/>
+          <w:numId w:val="1003"/>
         </w:numPr>
         <w:pStyle w:val="Compact"/>
       </w:pPr>
@@ -1250,17 +1268,29 @@
       <w:r>
         <w:t xml:space="preserve">Monitor understanding:</w:t>
       </w:r>
-      <w:r>
-        <w:t xml:space="preserve"> </w:t>
-      </w:r>
-      <w:r>
-        <w:t xml:space="preserve">- What is one thing that is mostly heredity? Mostly environment?</w:t>
-      </w:r>
-      <w:r>
-        <w:t xml:space="preserve"> </w:t>
-      </w:r>
-      <w:r>
-        <w:t xml:space="preserve">- Why is</w:t>
+    </w:p>
+    <w:p>
+      <w:pPr>
+        <w:numPr>
+          <w:ilvl w:val="0"/>
+          <w:numId w:val="1004"/>
+        </w:numPr>
+        <w:pStyle w:val="Compact"/>
+      </w:pPr>
+      <w:r>
+        <w:t xml:space="preserve">What is one thing that is mostly heredity? Mostly environment?</w:t>
+      </w:r>
+    </w:p>
+    <w:p>
+      <w:pPr>
+        <w:numPr>
+          <w:ilvl w:val="0"/>
+          <w:numId w:val="1004"/>
+        </w:numPr>
+        <w:pStyle w:val="Compact"/>
+      </w:pPr>
+      <w:r>
+        <w:t xml:space="preserve">Why is</w:t>
       </w:r>
       <w:r>
         <w:t xml:space="preserve"> </w:t>
@@ -1280,37 +1310,61 @@
       <w:r>
         <w:t xml:space="preserve">usually the best answer?</w:t>
       </w:r>
-      <w:r>
-        <w:t xml:space="preserve"> </w:t>
-      </w:r>
-      <w:r>
-        <w:t xml:space="preserve">- Which aspect (P, E, S, I) did the most influences on your map shape? (No names needed.)</w:t>
-      </w:r>
-    </w:p>
-    <w:p>
-      <w:pPr>
-        <w:pStyle w:val="BodyText"/>
+    </w:p>
+    <w:p>
+      <w:pPr>
+        <w:numPr>
+          <w:ilvl w:val="0"/>
+          <w:numId w:val="1004"/>
+        </w:numPr>
+        <w:pStyle w:val="Compact"/>
+      </w:pPr>
+      <w:r>
+        <w:t xml:space="preserve">Which aspect (P, E, S, I) did the most influences on your map shape? (No names needed.)</w:t>
+      </w:r>
+    </w:p>
+    <w:p>
+      <w:pPr>
+        <w:pStyle w:val="FirstParagraph"/>
       </w:pPr>
       <w:r>
         <w:t xml:space="preserve">Deepen learning:</w:t>
       </w:r>
-      <w:r>
-        <w:t xml:space="preserve"> </w:t>
-      </w:r>
-      <w:r>
-        <w:t xml:space="preserve">- If you cannot change your heredity, what can you change about your environment starting this week?</w:t>
-      </w:r>
-      <w:r>
-        <w:t xml:space="preserve"> </w:t>
-      </w:r>
-      <w:r>
-        <w:t xml:space="preserve">- Two siblings have nearly the same heredity and the same house. Why can they turn out so different? (Different friends, different birth order, different treatment, different choices; environment is not the same even under one roof.)</w:t>
-      </w:r>
-      <w:r>
-        <w:t xml:space="preserve"> </w:t>
-      </w:r>
-      <w:r>
-        <w:t xml:space="preserve">- Look at your map. Who put those influences there? How many did you choose yourself? What does that tell you about the next five years?</w:t>
+    </w:p>
+    <w:p>
+      <w:pPr>
+        <w:numPr>
+          <w:ilvl w:val="0"/>
+          <w:numId w:val="1005"/>
+        </w:numPr>
+        <w:pStyle w:val="Compact"/>
+      </w:pPr>
+      <w:r>
+        <w:t xml:space="preserve">If you cannot change your heredity, what can you change about your environment starting this week?</w:t>
+      </w:r>
+    </w:p>
+    <w:p>
+      <w:pPr>
+        <w:numPr>
+          <w:ilvl w:val="0"/>
+          <w:numId w:val="1005"/>
+        </w:numPr>
+        <w:pStyle w:val="Compact"/>
+      </w:pPr>
+      <w:r>
+        <w:t xml:space="preserve">Two siblings have nearly the same heredity and the same house. Why can they turn out so different? (Different friends, different birth order, different treatment, different choices; environment is not the same even under one roof.)</w:t>
+      </w:r>
+    </w:p>
+    <w:p>
+      <w:pPr>
+        <w:numPr>
+          <w:ilvl w:val="0"/>
+          <w:numId w:val="1005"/>
+        </w:numPr>
+        <w:pStyle w:val="Compact"/>
+      </w:pPr>
+      <w:r>
+        <w:t xml:space="preserve">Look at your map. Who put those influences there? How many did you choose yourself? What does that tell you about the next five years?</w:t>
       </w:r>
     </w:p>
     <w:p>
@@ -1459,7 +1513,7 @@
       <w:pPr>
         <w:numPr>
           <w:ilvl w:val="0"/>
-          <w:numId w:val="1003"/>
+          <w:numId w:val="1006"/>
         </w:numPr>
         <w:pStyle w:val="Compact"/>
       </w:pPr>
@@ -1471,7 +1525,7 @@
       <w:pPr>
         <w:numPr>
           <w:ilvl w:val="0"/>
-          <w:numId w:val="1003"/>
+          <w:numId w:val="1006"/>
         </w:numPr>
         <w:pStyle w:val="Compact"/>
       </w:pPr>
@@ -1483,7 +1537,7 @@
       <w:pPr>
         <w:numPr>
           <w:ilvl w:val="0"/>
-          <w:numId w:val="1003"/>
+          <w:numId w:val="1006"/>
         </w:numPr>
         <w:pStyle w:val="Compact"/>
       </w:pPr>
@@ -1495,7 +1549,7 @@
       <w:pPr>
         <w:numPr>
           <w:ilvl w:val="0"/>
-          <w:numId w:val="1003"/>
+          <w:numId w:val="1006"/>
         </w:numPr>
         <w:pStyle w:val="Compact"/>
       </w:pPr>
@@ -1507,7 +1561,7 @@
       <w:pPr>
         <w:numPr>
           <w:ilvl w:val="0"/>
-          <w:numId w:val="1003"/>
+          <w:numId w:val="1006"/>
         </w:numPr>
         <w:pStyle w:val="Compact"/>
       </w:pPr>
@@ -1519,7 +1573,7 @@
       <w:pPr>
         <w:numPr>
           <w:ilvl w:val="0"/>
-          <w:numId w:val="1003"/>
+          <w:numId w:val="1006"/>
         </w:numPr>
         <w:pStyle w:val="Compact"/>
       </w:pPr>
@@ -1874,7 +1928,7 @@
       <w:pPr>
         <w:numPr>
           <w:ilvl w:val="0"/>
-          <w:numId w:val="1004"/>
+          <w:numId w:val="1007"/>
         </w:numPr>
         <w:pStyle w:val="Compact"/>
       </w:pPr>
@@ -1898,7 +1952,7 @@
       <w:pPr>
         <w:numPr>
           <w:ilvl w:val="0"/>
-          <w:numId w:val="1004"/>
+          <w:numId w:val="1007"/>
         </w:numPr>
         <w:pStyle w:val="Compact"/>
       </w:pPr>
@@ -1910,7 +1964,7 @@
       <w:pPr>
         <w:numPr>
           <w:ilvl w:val="0"/>
-          <w:numId w:val="1004"/>
+          <w:numId w:val="1007"/>
         </w:numPr>
         <w:pStyle w:val="Compact"/>
       </w:pPr>
@@ -1934,7 +1988,7 @@
       <w:pPr>
         <w:numPr>
           <w:ilvl w:val="0"/>
-          <w:numId w:val="1004"/>
+          <w:numId w:val="1007"/>
         </w:numPr>
         <w:pStyle w:val="Compact"/>
       </w:pPr>
@@ -1946,7 +2000,7 @@
       <w:pPr>
         <w:numPr>
           <w:ilvl w:val="0"/>
-          <w:numId w:val="1004"/>
+          <w:numId w:val="1007"/>
         </w:numPr>
         <w:pStyle w:val="Compact"/>
       </w:pPr>
@@ -1986,7 +2040,7 @@
       <w:pPr>
         <w:numPr>
           <w:ilvl w:val="0"/>
-          <w:numId w:val="1005"/>
+          <w:numId w:val="1008"/>
         </w:numPr>
         <w:pStyle w:val="Compact"/>
       </w:pPr>
@@ -1998,7 +2052,7 @@
       <w:pPr>
         <w:numPr>
           <w:ilvl w:val="0"/>
-          <w:numId w:val="1005"/>
+          <w:numId w:val="1008"/>
         </w:numPr>
         <w:pStyle w:val="Compact"/>
       </w:pPr>
@@ -2010,7 +2064,7 @@
       <w:pPr>
         <w:numPr>
           <w:ilvl w:val="0"/>
-          <w:numId w:val="1005"/>
+          <w:numId w:val="1008"/>
         </w:numPr>
         <w:pStyle w:val="Compact"/>
       </w:pPr>
@@ -2040,7 +2094,7 @@
       <w:pPr>
         <w:numPr>
           <w:ilvl w:val="0"/>
-          <w:numId w:val="1005"/>
+          <w:numId w:val="1008"/>
         </w:numPr>
         <w:pStyle w:val="Compact"/>
       </w:pPr>
@@ -2052,7 +2106,7 @@
       <w:pPr>
         <w:numPr>
           <w:ilvl w:val="0"/>
-          <w:numId w:val="1005"/>
+          <w:numId w:val="1008"/>
         </w:numPr>
         <w:pStyle w:val="Compact"/>
       </w:pPr>
@@ -2348,6 +2402,118 @@
       </w:pPr>
     </w:lvl>
   </w:abstractNum>
+  <w:abstractNum w:abstractNumId="99411">
+    <w:nsid w:val="71315dca"/>
+    <w:multiLevelType w:val="multilevel"/>
+    <w:lvl w:ilvl="0">
+      <w:start w:val="1"/>
+      <w:numFmt w:val="decimal"/>
+      <w:lvlText w:val="%1."/>
+      <w:lvlJc w:val="left"/>
+      <w:pPr>
+        <w:tabs>
+          <w:tab w:val="num" w:pos="0"/>
+        </w:tabs>
+        <w:ind w:left="480" w:hanging="480"/>
+      </w:pPr>
+    </w:lvl>
+    <w:lvl w:ilvl="1">
+      <w:start w:val="1"/>
+      <w:numFmt w:val="decimal"/>
+      <w:lvlText w:val="%2."/>
+      <w:lvlJc w:val="left"/>
+      <w:pPr>
+        <w:tabs>
+          <w:tab w:val="num" w:pos="720"/>
+        </w:tabs>
+        <w:ind w:left="1200" w:hanging="480"/>
+      </w:pPr>
+    </w:lvl>
+    <w:lvl w:ilvl="2">
+      <w:start w:val="1"/>
+      <w:numFmt w:val="decimal"/>
+      <w:lvlText w:val="%3."/>
+      <w:lvlJc w:val="left"/>
+      <w:pPr>
+        <w:tabs>
+          <w:tab w:val="num" w:pos="1440"/>
+        </w:tabs>
+        <w:ind w:left="1920" w:hanging="480"/>
+      </w:pPr>
+    </w:lvl>
+    <w:lvl w:ilvl="3">
+      <w:start w:val="1"/>
+      <w:numFmt w:val="decimal"/>
+      <w:lvlText w:val="%4."/>
+      <w:lvlJc w:val="left"/>
+      <w:pPr>
+        <w:tabs>
+          <w:tab w:val="num" w:pos="2160"/>
+        </w:tabs>
+        <w:ind w:left="2640" w:hanging="480"/>
+      </w:pPr>
+    </w:lvl>
+    <w:lvl w:ilvl="4">
+      <w:start w:val="1"/>
+      <w:numFmt w:val="decimal"/>
+      <w:lvlText w:val="%5."/>
+      <w:lvlJc w:val="left"/>
+      <w:pPr>
+        <w:tabs>
+          <w:tab w:val="num" w:pos="2880"/>
+        </w:tabs>
+        <w:ind w:left="3360" w:hanging="480"/>
+      </w:pPr>
+    </w:lvl>
+    <w:lvl w:ilvl="5">
+      <w:start w:val="1"/>
+      <w:numFmt w:val="decimal"/>
+      <w:lvlText w:val="%6."/>
+      <w:lvlJc w:val="left"/>
+      <w:pPr>
+        <w:tabs>
+          <w:tab w:val="num" w:pos="3600"/>
+        </w:tabs>
+        <w:ind w:left="4080" w:hanging="480"/>
+      </w:pPr>
+    </w:lvl>
+    <w:lvl w:ilvl="6">
+      <w:start w:val="1"/>
+      <w:numFmt w:val="decimal"/>
+      <w:lvlText w:val="%7."/>
+      <w:lvlJc w:val="left"/>
+      <w:pPr>
+        <w:tabs>
+          <w:tab w:val="num" w:pos="4320"/>
+        </w:tabs>
+        <w:ind w:left="4800" w:hanging="480"/>
+      </w:pPr>
+    </w:lvl>
+    <w:lvl w:ilvl="7">
+      <w:start w:val="1"/>
+      <w:numFmt w:val="decimal"/>
+      <w:lvlText w:val="%8."/>
+      <w:lvlJc w:val="left"/>
+      <w:pPr>
+        <w:tabs>
+          <w:tab w:val="num" w:pos="5040"/>
+        </w:tabs>
+        <w:ind w:left="5520" w:hanging="480"/>
+      </w:pPr>
+    </w:lvl>
+    <w:lvl w:ilvl="8">
+      <w:start w:val="1"/>
+      <w:numFmt w:val="decimal"/>
+      <w:lvlText w:val="%9."/>
+      <w:lvlJc w:val="left"/>
+      <w:pPr>
+        <w:tabs>
+          <w:tab w:val="num" w:pos="5760"/>
+        </w:tabs>
+        <w:ind w:left="6240" w:hanging="480"/>
+      </w:pPr>
+    </w:lvl>
+  </w:abstractNum>
   <w:num w:numId="1000">
     <w:abstractNumId w:val="990"/>
   </w:num>
@@ -2355,7 +2521,34 @@
     <w:abstractNumId w:val="991"/>
   </w:num>
   <w:num w:numId="1002">
-    <w:abstractNumId w:val="991"/>
+    <w:abstractNumId w:val="99411"/>
+    <w:lvlOverride w:ilvl="0">
+      <w:startOverride w:val="1"/>
+    </w:lvlOverride>
+    <w:lvlOverride w:ilvl="1">
+      <w:startOverride w:val="1"/>
+    </w:lvlOverride>
+    <w:lvlOverride w:ilvl="2">
+      <w:startOverride w:val="1"/>
+    </w:lvlOverride>
+    <w:lvlOverride w:ilvl="3">
+      <w:startOverride w:val="1"/>
+    </w:lvlOverride>
+    <w:lvlOverride w:ilvl="4">
+      <w:startOverride w:val="1"/>
+    </w:lvlOverride>
+    <w:lvlOverride w:ilvl="5">
+      <w:startOverride w:val="1"/>
+    </w:lvlOverride>
+    <w:lvlOverride w:ilvl="6">
+      <w:startOverride w:val="1"/>
+    </w:lvlOverride>
+    <w:lvlOverride w:ilvl="7">
+      <w:startOverride w:val="1"/>
+    </w:lvlOverride>
+    <w:lvlOverride w:ilvl="8">
+      <w:startOverride w:val="1"/>
+    </w:lvlOverride>
   </w:num>
   <w:num w:numId="1003">
     <w:abstractNumId w:val="991"/>
@@ -2364,6 +2557,15 @@
     <w:abstractNumId w:val="991"/>
   </w:num>
   <w:num w:numId="1005">
+    <w:abstractNumId w:val="991"/>
+  </w:num>
+  <w:num w:numId="1006">
+    <w:abstractNumId w:val="991"/>
+  </w:num>
+  <w:num w:numId="1007">
+    <w:abstractNumId w:val="991"/>
+  </w:num>
+  <w:num w:numId="1008">
     <w:abstractNumId w:val="991"/>
   </w:num>
 </w:numbering>

--- a/downloads/teacher/04 Units/Unit 03 - Human Development and Relationships - Growing Up, Getting Along/Lesson 03.04 - Heredity Environment and Who I Am Becoming and Lifespan Quiz.docx
+++ b/downloads/teacher/04 Units/Unit 03 - Human Development and Relationships - Growing Up, Getting Along/Lesson 03.04 - Heredity Environment and Who I Am Becoming and Lifespan Quiz.docx
@@ -218,7 +218,7 @@
         <w:pStyle w:val="FirstParagraph"/>
       </w:pPr>
       <w:r>
-        <w:t xml:space="preserve">(The task asked for a CIR 4. line on family or influence. CIR 4. b) is the crosswalk’s line for how relationships change over time and is cited verbatim; the influences map is a map of relationships. HSW 5. a) is added because it names heredity and environment in so many words. HDR 2. a) is introduced here through</w:t>
+        <w:t xml:space="preserve">(CIR 4. b) is the crosswalk’s line for how relationships change over time and is cited verbatim; the influences map is a map of relationships. HSW 5. a) is added because it names heredity and environment in so many words. HDR 2. a) is introduced here through</w:t>
       </w:r>
       <w:r>
         <w:t xml:space="preserve"> </w:t>
@@ -1904,15 +1904,6 @@
       <w:r>
         <w:t xml:space="preserve">lines (no names) as a read on what students say they are missing.</w:t>
       </w:r>
-      <w:r>
-        <w:t xml:space="preserve"> </w:t>
-      </w:r>
-      <w:r>
-        <w:rPr>
-          <w:rStyle w:val="TeacherNote"/>
-        </w:rPr>
-        <w:t xml:space="preserve">[Sal: decide whether to share those.]</w:t>
-      </w:r>
     </w:p>
     <w:p>
       <w:pPr>
@@ -2005,7 +1996,7 @@
         <w:pStyle w:val="Compact"/>
       </w:pPr>
       <w:r>
-        <w:t xml:space="preserve">Sal’s own materials: the influences map borrows the</w:t>
+        <w:t xml:space="preserve">My own materials: the influences map borrows the</w:t>
       </w:r>
       <w:r>
         <w:t xml:space="preserve"> </w:t>
@@ -2023,7 +2014,7 @@
         <w:t xml:space="preserve"> </w:t>
       </w:r>
       <w:r>
-        <w:t xml:space="preserve">idea from his Unit 2 All About Me one-pager (Lesson 2.3) so students recognize the shape.</w:t>
+        <w:t xml:space="preserve">idea from my Unit 2 All About Me one-pager (Lesson 2.3) so students recognize the shape.</w:t>
       </w:r>
     </w:p>
     <w:p>
@@ -2100,21 +2091,6 @@
       </w:pPr>
       <w:r>
         <w:t xml:space="preserve">The Day 2 game needs the 21 cards from Lesson 3.1. If they went missing, the stage names on slips of paper work.</w:t>
-      </w:r>
-    </w:p>
-    <w:p>
-      <w:pPr>
-        <w:numPr>
-          <w:ilvl w:val="0"/>
-          <w:numId w:val="1008"/>
-        </w:numPr>
-        <w:pStyle w:val="Compact"/>
-      </w:pPr>
-      <w:r>
-        <w:rPr>
-          <w:rStyle w:val="TeacherNote"/>
-        </w:rPr>
-        <w:t xml:space="preserve">[Sal: your Brentwood students come from many countries and languages. The first language example lands hard there; use it, and let a student who wants to name their language do it. Nobody has to.]</w:t>
       </w:r>
     </w:p>
     <w:sectPr>
